--- a/docs/manual/PPMS_User_Manual_Operator.docx
+++ b/docs/manual/PPMS_User_Manual_Operator.docx
@@ -184,7 +184,7 @@
               <w:rPr>
                 <w:sz w:val="21"/>
               </w:rPr>
-              <w:t>07 October 2026</w:t>
+              <w:t>09 October 2026</w:t>
             </w:r>
           </w:p>
         </w:tc>
@@ -8041,7 +8041,7 @@
           <w:color w:val="64748B"/>
           <w:sz w:val="18"/>
         </w:rPr>
-        <w:t>In this chapter: Executive Summary · Delivery Delay Analysis · How the delivery forecast and delays are calculated · Vehicle Production Progress (VPX) · Manufacturing Analytics (charts)</w:t>
+        <w:t>In this chapter: Executive Summary · Delivery Outlook (management view) · Delivery Delay Analysis · How the delivery forecast and delays are calculated · Vehicle Production Progress (VPX) · Manufacturing Analytics (charts)</w:t>
       </w:r>
     </w:p>
     <w:p>
@@ -8589,6 +8589,720 @@
         <w:pStyle w:val="Heading2"/>
       </w:pPr>
       <w:r>
+        <w:t>Delivery Outlook (management view)</w:t>
+      </w:r>
+    </w:p>
+    <w:tbl>
+      <w:tblPr>
+        <w:tblW w:type="auto" w:w="0"/>
+        <w:tblLook w:firstColumn="1" w:firstRow="1" w:lastColumn="0" w:lastRow="0" w:noHBand="0" w:noVBand="1" w:val="04A0"/>
+        <w:tblBorders>
+          <w:top w:val="nil"/>
+          <w:left w:val="nil"/>
+          <w:bottom w:val="nil"/>
+          <w:right w:val="nil"/>
+          <w:insideH w:val="nil"/>
+          <w:insideV w:val="nil"/>
+        </w:tblBorders>
+      </w:tblPr>
+      <w:tblGrid>
+        <w:gridCol w:w="4819"/>
+        <w:gridCol w:w="4819"/>
+      </w:tblGrid>
+      <w:tr>
+        <w:tc>
+          <w:tcPr>
+            <w:tcW w:type="dxa" w:w="4819"/>
+            <w:shd w:val="clear" w:color="auto" w:fill="EFF6FF"/>
+            <w:tcMar>
+              <w:top w:w="50" w:type="dxa"/>
+              <w:bottom w:w="50" w:type="dxa"/>
+              <w:start w:w="120" w:type="dxa"/>
+              <w:end w:w="120" w:type="dxa"/>
+            </w:tcMar>
+          </w:tcPr>
+          <w:p>
+            <w:pPr>
+              <w:spacing w:after="0"/>
+            </w:pPr>
+            <w:r>
+              <w:rPr>
+                <w:b/>
+                <w:color w:val="1E3A8A"/>
+                <w:sz w:val="17"/>
+              </w:rPr>
+              <w:t xml:space="preserve">Who can use it: </w:t>
+            </w:r>
+            <w:r>
+              <w:rPr>
+                <w:sz w:val="17"/>
+              </w:rPr>
+              <w:t>Everyone</w:t>
+            </w:r>
+          </w:p>
+        </w:tc>
+        <w:tc>
+          <w:tcPr>
+            <w:tcW w:type="dxa" w:w="4819"/>
+            <w:shd w:val="clear" w:color="auto" w:fill="EFF6FF"/>
+            <w:tcMar>
+              <w:top w:w="50" w:type="dxa"/>
+              <w:bottom w:w="50" w:type="dxa"/>
+              <w:start w:w="120" w:type="dxa"/>
+              <w:end w:w="120" w:type="dxa"/>
+            </w:tcMar>
+          </w:tcPr>
+          <w:p>
+            <w:pPr>
+              <w:spacing w:after="0"/>
+            </w:pPr>
+            <w:r>
+              <w:rPr>
+                <w:b/>
+                <w:color w:val="1E3A8A"/>
+                <w:sz w:val="17"/>
+              </w:rPr>
+              <w:t xml:space="preserve">Applies to: </w:t>
+            </w:r>
+            <w:r>
+              <w:rPr>
+                <w:sz w:val="17"/>
+              </w:rPr>
+              <w:t>F200-KD2</w:t>
+            </w:r>
+          </w:p>
+        </w:tc>
+      </w:tr>
+    </w:tbl>
+    <w:p>
+      <w:pPr>
+        <w:spacing w:after="20"/>
+      </w:pPr>
+    </w:p>
+    <w:p>
+      <w:pPr>
+        <w:spacing w:after="120"/>
+      </w:pPr>
+      <w:r>
+        <w:rPr>
+          <w:b w:val="0"/>
+          <w:i w:val="0"/>
+          <w:sz w:val="22"/>
+        </w:rPr>
+        <w:t>Click the Delivery card to open the Delivery Outlook: one full-screen page that tells management whether delivery is on time, whether it is getting better or worse, what is setting the date and where to act. It always uses all plan data, whatever filters are set on the page.</w:t>
+      </w:r>
+    </w:p>
+    <w:p>
+      <w:pPr>
+        <w:keepNext/>
+        <w:spacing w:after="60" w:before="80"/>
+      </w:pPr>
+      <w:r>
+        <w:rPr>
+          <w:b/>
+          <w:i w:val="0"/>
+          <w:color w:val="64748B"/>
+          <w:sz w:val="17"/>
+        </w:rPr>
+        <w:t>STEP BY STEP</w:t>
+      </w:r>
+    </w:p>
+    <w:tbl>
+      <w:tblPr>
+        <w:tblW w:type="auto" w:w="0"/>
+        <w:tblLayout w:type="fixed"/>
+        <w:tblLook w:firstColumn="1" w:firstRow="1" w:lastColumn="0" w:lastRow="0" w:noHBand="0" w:noVBand="1" w:val="04A0"/>
+        <w:tblBorders>
+          <w:top w:val="nil"/>
+          <w:left w:val="nil"/>
+          <w:bottom w:val="nil"/>
+          <w:right w:val="nil"/>
+          <w:insideH w:val="nil"/>
+          <w:insideV w:val="nil"/>
+        </w:tblBorders>
+      </w:tblPr>
+      <w:tblGrid>
+        <w:gridCol w:w="4819"/>
+        <w:gridCol w:w="4819"/>
+      </w:tblGrid>
+      <w:tr>
+        <w:tc>
+          <w:tcPr>
+            <w:tcW w:type="dxa" w:w="454"/>
+            <w:vAlign w:val="top"/>
+            <w:tcMar>
+              <w:top w:w="30" w:type="dxa"/>
+              <w:bottom w:w="30" w:type="dxa"/>
+              <w:start w:w="40" w:type="dxa"/>
+              <w:end w:w="40" w:type="dxa"/>
+            </w:tcMar>
+            <w:shd w:val="clear" w:color="auto" w:fill="2563EB"/>
+          </w:tcPr>
+          <w:p>
+            <w:pPr>
+              <w:jc w:val="center"/>
+            </w:pPr>
+            <w:r>
+              <w:rPr>
+                <w:b/>
+                <w:color w:val="FFFFFF"/>
+                <w:sz w:val="18"/>
+              </w:rPr>
+              <w:t>1</w:t>
+            </w:r>
+          </w:p>
+        </w:tc>
+        <w:tc>
+          <w:tcPr>
+            <w:tcW w:type="dxa" w:w="8844"/>
+            <w:tcMar>
+              <w:top w:w="40" w:type="dxa"/>
+              <w:bottom w:w="60" w:type="dxa"/>
+              <w:start w:w="120" w:type="dxa"/>
+              <w:end w:w="40" w:type="dxa"/>
+            </w:tcMar>
+          </w:tcPr>
+          <w:p>
+            <w:pPr>
+              <w:spacing w:after="0"/>
+            </w:pPr>
+            <w:r>
+              <w:rPr>
+                <w:sz w:val="20"/>
+              </w:rPr>
+              <w:t>Click the Delivery card in the Executive Summary. Use the battalion switch at the top (All battalions, BTL-01 …) to change the scope.</w:t>
+            </w:r>
+          </w:p>
+        </w:tc>
+      </w:tr>
+      <w:tr>
+        <w:tc>
+          <w:tcPr>
+            <w:tcW w:type="dxa" w:w="454"/>
+            <w:vAlign w:val="top"/>
+            <w:tcMar>
+              <w:top w:w="30" w:type="dxa"/>
+              <w:bottom w:w="30" w:type="dxa"/>
+              <w:start w:w="40" w:type="dxa"/>
+              <w:end w:w="40" w:type="dxa"/>
+            </w:tcMar>
+            <w:shd w:val="clear" w:color="auto" w:fill="2563EB"/>
+          </w:tcPr>
+          <w:p>
+            <w:pPr>
+              <w:jc w:val="center"/>
+            </w:pPr>
+            <w:r>
+              <w:rPr>
+                <w:b/>
+                <w:color w:val="FFFFFF"/>
+                <w:sz w:val="18"/>
+              </w:rPr>
+              <w:t>2</w:t>
+            </w:r>
+          </w:p>
+        </w:tc>
+        <w:tc>
+          <w:tcPr>
+            <w:tcW w:type="dxa" w:w="8844"/>
+            <w:tcMar>
+              <w:top w:w="40" w:type="dxa"/>
+              <w:bottom w:w="60" w:type="dxa"/>
+              <w:start w:w="120" w:type="dxa"/>
+              <w:end w:w="40" w:type="dxa"/>
+            </w:tcMar>
+          </w:tcPr>
+          <w:p>
+            <w:pPr>
+              <w:spacing w:after="0"/>
+            </w:pPr>
+            <w:r>
+              <w:rPr>
+                <w:sz w:val="20"/>
+              </w:rPr>
+              <w:t>The top row answers "are we on time?": the delay in working days, planned against forecast delivery, which vehicle sets the date, and the delay trend over the last 8 weeks.</w:t>
+            </w:r>
+          </w:p>
+        </w:tc>
+      </w:tr>
+      <w:tr>
+        <w:tc>
+          <w:tcPr>
+            <w:tcW w:type="dxa" w:w="454"/>
+            <w:vAlign w:val="top"/>
+            <w:tcMar>
+              <w:top w:w="30" w:type="dxa"/>
+              <w:bottom w:w="30" w:type="dxa"/>
+              <w:start w:w="40" w:type="dxa"/>
+              <w:end w:w="40" w:type="dxa"/>
+            </w:tcMar>
+            <w:shd w:val="clear" w:color="auto" w:fill="2563EB"/>
+          </w:tcPr>
+          <w:p>
+            <w:pPr>
+              <w:jc w:val="center"/>
+            </w:pPr>
+            <w:r>
+              <w:rPr>
+                <w:b/>
+                <w:color w:val="FFFFFF"/>
+                <w:sz w:val="18"/>
+              </w:rPr>
+              <w:t>3</w:t>
+            </w:r>
+          </w:p>
+        </w:tc>
+        <w:tc>
+          <w:tcPr>
+            <w:tcW w:type="dxa" w:w="8844"/>
+            <w:tcMar>
+              <w:top w:w="40" w:type="dxa"/>
+              <w:bottom w:w="60" w:type="dxa"/>
+              <w:start w:w="120" w:type="dxa"/>
+              <w:end w:w="40" w:type="dxa"/>
+            </w:tcMar>
+          </w:tcPr>
+          <w:p>
+            <w:pPr>
+              <w:spacing w:after="0"/>
+            </w:pPr>
+            <w:r>
+              <w:rPr>
+                <w:sz w:val="20"/>
+              </w:rPr>
+              <w:t>Red or amber notices appear only when something needs attention — for example a delay that grows every day because a station has not started, or a battalion with no progress recorded.</w:t>
+            </w:r>
+          </w:p>
+        </w:tc>
+      </w:tr>
+      <w:tr>
+        <w:tc>
+          <w:tcPr>
+            <w:tcW w:type="dxa" w:w="454"/>
+            <w:vAlign w:val="top"/>
+            <w:tcMar>
+              <w:top w:w="30" w:type="dxa"/>
+              <w:bottom w:w="30" w:type="dxa"/>
+              <w:start w:w="40" w:type="dxa"/>
+              <w:end w:w="40" w:type="dxa"/>
+            </w:tcMar>
+            <w:shd w:val="clear" w:color="auto" w:fill="2563EB"/>
+          </w:tcPr>
+          <w:p>
+            <w:pPr>
+              <w:jc w:val="center"/>
+            </w:pPr>
+            <w:r>
+              <w:rPr>
+                <w:b/>
+                <w:color w:val="FFFFFF"/>
+                <w:sz w:val="18"/>
+              </w:rPr>
+              <w:t>4</w:t>
+            </w:r>
+          </w:p>
+        </w:tc>
+        <w:tc>
+          <w:tcPr>
+            <w:tcW w:type="dxa" w:w="8844"/>
+            <w:tcMar>
+              <w:top w:w="40" w:type="dxa"/>
+              <w:bottom w:w="60" w:type="dxa"/>
+              <w:start w:w="120" w:type="dxa"/>
+              <w:end w:w="40" w:type="dxa"/>
+            </w:tcMar>
+          </w:tcPr>
+          <w:p>
+            <w:pPr>
+              <w:spacing w:after="0"/>
+            </w:pPr>
+            <w:r>
+              <w:rPr>
+                <w:sz w:val="20"/>
+              </w:rPr>
+              <w:t>The key figures show plan adherence (tasks due by today that are done), tasks late to start, vehicles forecast late, the worst vehicle and the work done.</w:t>
+            </w:r>
+          </w:p>
+        </w:tc>
+      </w:tr>
+      <w:tr>
+        <w:tc>
+          <w:tcPr>
+            <w:tcW w:type="dxa" w:w="454"/>
+            <w:vAlign w:val="top"/>
+            <w:tcMar>
+              <w:top w:w="30" w:type="dxa"/>
+              <w:bottom w:w="30" w:type="dxa"/>
+              <w:start w:w="40" w:type="dxa"/>
+              <w:end w:w="40" w:type="dxa"/>
+            </w:tcMar>
+            <w:shd w:val="clear" w:color="auto" w:fill="2563EB"/>
+          </w:tcPr>
+          <w:p>
+            <w:pPr>
+              <w:jc w:val="center"/>
+            </w:pPr>
+            <w:r>
+              <w:rPr>
+                <w:b/>
+                <w:color w:val="FFFFFF"/>
+                <w:sz w:val="18"/>
+              </w:rPr>
+              <w:t>5</w:t>
+            </w:r>
+          </w:p>
+        </w:tc>
+        <w:tc>
+          <w:tcPr>
+            <w:tcW w:type="dxa" w:w="8844"/>
+            <w:tcMar>
+              <w:top w:w="40" w:type="dxa"/>
+              <w:bottom w:w="60" w:type="dxa"/>
+              <w:start w:w="120" w:type="dxa"/>
+              <w:end w:w="40" w:type="dxa"/>
+            </w:tcMar>
+          </w:tcPr>
+          <w:p>
+            <w:pPr>
+              <w:spacing w:after="0"/>
+            </w:pPr>
+            <w:r>
+              <w:rPr>
+                <w:sz w:val="20"/>
+              </w:rPr>
+              <w:t>"Vehicle output by month" compares how many vehicles the plan and the forecast finish each month. "Build time per vehicle" compares the planned build time with the actual time (finished vehicles) or the forecast time (vehicles still in work).</w:t>
+            </w:r>
+          </w:p>
+        </w:tc>
+      </w:tr>
+      <w:tr>
+        <w:tc>
+          <w:tcPr>
+            <w:tcW w:type="dxa" w:w="454"/>
+            <w:vAlign w:val="top"/>
+            <w:tcMar>
+              <w:top w:w="30" w:type="dxa"/>
+              <w:bottom w:w="30" w:type="dxa"/>
+              <w:start w:w="40" w:type="dxa"/>
+              <w:end w:w="40" w:type="dxa"/>
+            </w:tcMar>
+            <w:shd w:val="clear" w:color="auto" w:fill="2563EB"/>
+          </w:tcPr>
+          <w:p>
+            <w:pPr>
+              <w:jc w:val="center"/>
+            </w:pPr>
+            <w:r>
+              <w:rPr>
+                <w:b/>
+                <w:color w:val="FFFFFF"/>
+                <w:sz w:val="18"/>
+              </w:rPr>
+              <w:t>6</w:t>
+            </w:r>
+          </w:p>
+        </w:tc>
+        <w:tc>
+          <w:tcPr>
+            <w:tcW w:type="dxa" w:w="8844"/>
+            <w:tcMar>
+              <w:top w:w="40" w:type="dxa"/>
+              <w:bottom w:w="60" w:type="dxa"/>
+              <w:start w:w="120" w:type="dxa"/>
+              <w:end w:w="40" w:type="dxa"/>
+            </w:tcMar>
+          </w:tcPr>
+          <w:p>
+            <w:pPr>
+              <w:spacing w:after="0"/>
+            </w:pPr>
+            <w:r>
+              <w:rPr>
+                <w:sz w:val="20"/>
+              </w:rPr>
+              <w:t>"Act now" lists unfinished stations that are pushing vehicles back — press Show in Plan Table to work on one. "Time already lost" lists finished stations whose lateness is still carried forward.</w:t>
+            </w:r>
+          </w:p>
+        </w:tc>
+      </w:tr>
+      <w:tr>
+        <w:tc>
+          <w:tcPr>
+            <w:tcW w:type="dxa" w:w="454"/>
+            <w:vAlign w:val="top"/>
+            <w:tcMar>
+              <w:top w:w="30" w:type="dxa"/>
+              <w:bottom w:w="30" w:type="dxa"/>
+              <w:start w:w="40" w:type="dxa"/>
+              <w:end w:w="40" w:type="dxa"/>
+            </w:tcMar>
+            <w:shd w:val="clear" w:color="auto" w:fill="2563EB"/>
+          </w:tcPr>
+          <w:p>
+            <w:pPr>
+              <w:jc w:val="center"/>
+            </w:pPr>
+            <w:r>
+              <w:rPr>
+                <w:b/>
+                <w:color w:val="FFFFFF"/>
+                <w:sz w:val="18"/>
+              </w:rPr>
+              <w:t>7</w:t>
+            </w:r>
+          </w:p>
+        </w:tc>
+        <w:tc>
+          <w:tcPr>
+            <w:tcW w:type="dxa" w:w="8844"/>
+            <w:tcMar>
+              <w:top w:w="40" w:type="dxa"/>
+              <w:bottom w:w="60" w:type="dxa"/>
+              <w:start w:w="120" w:type="dxa"/>
+              <w:end w:w="40" w:type="dxa"/>
+            </w:tcMar>
+          </w:tcPr>
+          <w:p>
+            <w:pPr>
+              <w:spacing w:after="0"/>
+            </w:pPr>
+            <w:r>
+              <w:rPr>
+                <w:sz w:val="20"/>
+              </w:rPr>
+              <w:t>At the bottom, the battalion cards and the "Every unit" table give the detail for each vehicle. Sort the table by Worst first or Plan order.</w:t>
+            </w:r>
+          </w:p>
+        </w:tc>
+      </w:tr>
+      <w:tr>
+        <w:tc>
+          <w:tcPr>
+            <w:tcW w:type="dxa" w:w="454"/>
+            <w:vAlign w:val="top"/>
+            <w:tcMar>
+              <w:top w:w="30" w:type="dxa"/>
+              <w:bottom w:w="30" w:type="dxa"/>
+              <w:start w:w="40" w:type="dxa"/>
+              <w:end w:w="40" w:type="dxa"/>
+            </w:tcMar>
+            <w:shd w:val="clear" w:color="auto" w:fill="2563EB"/>
+          </w:tcPr>
+          <w:p>
+            <w:pPr>
+              <w:jc w:val="center"/>
+            </w:pPr>
+            <w:r>
+              <w:rPr>
+                <w:b/>
+                <w:color w:val="FFFFFF"/>
+                <w:sz w:val="18"/>
+              </w:rPr>
+              <w:t>8</w:t>
+            </w:r>
+          </w:p>
+        </w:tc>
+        <w:tc>
+          <w:tcPr>
+            <w:tcW w:type="dxa" w:w="8844"/>
+            <w:tcMar>
+              <w:top w:w="40" w:type="dxa"/>
+              <w:bottom w:w="60" w:type="dxa"/>
+              <w:start w:w="120" w:type="dxa"/>
+              <w:end w:w="40" w:type="dxa"/>
+            </w:tcMar>
+          </w:tcPr>
+          <w:p>
+            <w:pPr>
+              <w:spacing w:after="0"/>
+            </w:pPr>
+            <w:r>
+              <w:rPr>
+                <w:sz w:val="20"/>
+              </w:rPr>
+              <w:t>Use Delay breakdown for the Delivery Delay Analysis, the full-screen button to fill the screen, and Print to save the page as a PDF.</w:t>
+            </w:r>
+          </w:p>
+        </w:tc>
+      </w:tr>
+    </w:tbl>
+    <w:p>
+      <w:pPr>
+        <w:spacing w:after="40"/>
+      </w:pPr>
+    </w:p>
+    <w:tbl>
+      <w:tblPr>
+        <w:tblW w:type="auto" w:w="0"/>
+        <w:tblLook w:firstColumn="1" w:firstRow="1" w:lastColumn="0" w:lastRow="0" w:noHBand="0" w:noVBand="1" w:val="04A0"/>
+        <w:tblBorders>
+          <w:top w:val="nil"/>
+          <w:left w:val="nil"/>
+          <w:bottom w:val="nil"/>
+          <w:right w:val="nil"/>
+          <w:insideH w:val="nil"/>
+          <w:insideV w:val="nil"/>
+        </w:tblBorders>
+      </w:tblPr>
+      <w:tblGrid>
+        <w:gridCol w:w="9638"/>
+      </w:tblGrid>
+      <w:tr>
+        <w:tc>
+          <w:tcPr>
+            <w:tcW w:type="dxa" w:w="9638"/>
+            <w:shd w:val="clear" w:color="auto" w:fill="FEF3C7"/>
+            <w:tcBorders>
+              <w:top w:val="nil"/>
+              <w:left w:val="single" w:sz="36" w:color="D97706"/>
+              <w:bottom w:val="nil"/>
+              <w:right w:val="nil"/>
+            </w:tcBorders>
+            <w:tcMar>
+              <w:top w:w="90" w:type="dxa"/>
+              <w:bottom w:w="90" w:type="dxa"/>
+              <w:start w:w="200" w:type="dxa"/>
+              <w:end w:w="160" w:type="dxa"/>
+            </w:tcMar>
+          </w:tcPr>
+          <w:p>
+            <w:pPr>
+              <w:spacing w:after="40"/>
+            </w:pPr>
+            <w:r>
+              <w:rPr>
+                <w:b/>
+                <w:color w:val="D97706"/>
+                <w:sz w:val="19"/>
+              </w:rPr>
+              <w:t>Tips</w:t>
+            </w:r>
+          </w:p>
+          <w:p>
+            <w:pPr>
+              <w:spacing w:after="20"/>
+              <w:ind w:left="198" w:hanging="198"/>
+            </w:pPr>
+            <w:r>
+              <w:rPr>
+                <w:sz w:val="19"/>
+              </w:rPr>
+              <w:t>•  Every figure comes from the same forecast as the Delivery card and the reports, so they always agree.</w:t>
+            </w:r>
+          </w:p>
+          <w:p>
+            <w:pPr>
+              <w:spacing w:after="20"/>
+              <w:ind w:left="198" w:hanging="198"/>
+            </w:pPr>
+            <w:r>
+              <w:rPr>
+                <w:sz w:val="19"/>
+              </w:rPr>
+              <w:t>•  The delay trend is rebuilt from the dates recorded in PPMS. Dates entered late make past days look better than they really were.</w:t>
+            </w:r>
+          </w:p>
+        </w:tc>
+      </w:tr>
+    </w:tbl>
+    <w:p>
+      <w:pPr>
+        <w:spacing w:after="40"/>
+      </w:pPr>
+    </w:p>
+    <w:tbl>
+      <w:tblPr>
+        <w:tblW w:type="auto" w:w="0"/>
+        <w:tblLook w:firstColumn="1" w:firstRow="1" w:lastColumn="0" w:lastRow="0" w:noHBand="0" w:noVBand="1" w:val="04A0"/>
+        <w:tblBorders>
+          <w:top w:val="nil"/>
+          <w:left w:val="nil"/>
+          <w:bottom w:val="nil"/>
+          <w:right w:val="nil"/>
+          <w:insideH w:val="nil"/>
+          <w:insideV w:val="nil"/>
+        </w:tblBorders>
+      </w:tblPr>
+      <w:tblGrid>
+        <w:gridCol w:w="9638"/>
+      </w:tblGrid>
+      <w:tr>
+        <w:tc>
+          <w:tcPr>
+            <w:tcW w:type="dxa" w:w="9638"/>
+            <w:shd w:val="clear" w:color="auto" w:fill="DCFCE7"/>
+            <w:tcBorders>
+              <w:top w:val="nil"/>
+              <w:left w:val="single" w:sz="36" w:color="16A34A"/>
+              <w:bottom w:val="nil"/>
+              <w:right w:val="nil"/>
+            </w:tcBorders>
+            <w:tcMar>
+              <w:top w:w="90" w:type="dxa"/>
+              <w:bottom w:w="90" w:type="dxa"/>
+              <w:start w:w="200" w:type="dxa"/>
+              <w:end w:w="160" w:type="dxa"/>
+            </w:tcMar>
+          </w:tcPr>
+          <w:p>
+            <w:pPr>
+              <w:spacing w:after="40"/>
+            </w:pPr>
+            <w:r>
+              <w:rPr>
+                <w:b/>
+                <w:color w:val="16A34A"/>
+                <w:sz w:val="19"/>
+              </w:rPr>
+              <w:t>Recommended</w:t>
+            </w:r>
+          </w:p>
+          <w:p>
+            <w:pPr>
+              <w:spacing w:after="20"/>
+              <w:ind w:left="198" w:hanging="198"/>
+            </w:pPr>
+            <w:r>
+              <w:rPr>
+                <w:sz w:val="19"/>
+              </w:rPr>
+              <w:t>•  Open the Outlook at the start of the weekly management review and work through "Act now" from the top.</w:t>
+            </w:r>
+          </w:p>
+        </w:tc>
+      </w:tr>
+    </w:tbl>
+    <w:p>
+      <w:pPr>
+        <w:spacing w:after="40"/>
+      </w:pPr>
+    </w:p>
+    <w:p>
+      <w:pPr>
+        <w:spacing w:after="200"/>
+      </w:pPr>
+      <w:r>
+        <w:rPr>
+          <w:b/>
+          <w:color w:val="1E3A8A"/>
+          <w:sz w:val="18"/>
+        </w:rPr>
+        <w:t xml:space="preserve">See also: </w:t>
+      </w:r>
+      <w:r>
+        <w:rPr>
+          <w:i/>
+          <w:color w:val="64748B"/>
+          <w:sz w:val="18"/>
+        </w:rPr>
+        <w:t>How the delivery forecast and delays are calculated · Delivery Delay Analysis · Executive Summary</w:t>
+      </w:r>
+    </w:p>
+    <w:p>
+      <w:pPr>
+        <w:pStyle w:val="Heading2"/>
+      </w:pPr>
+      <w:r>
         <w:t>Delivery Delay Analysis</w:t>
       </w:r>
     </w:p>
@@ -8689,7 +9403,7 @@
           <w:i w:val="0"/>
           <w:sz w:val="22"/>
         </w:rPr>
-        <w:t>Opened from the Delivery card, it explains why delivery may be late, which units are furthest behind and where to act first.</w:t>
+        <w:t>Opened with Delay breakdown in the Delivery Outlook (on KD1 and F100, straight from the Delivery card), it explains why delivery may be late, which units are furthest behind and where to act first.</w:t>
       </w:r>
     </w:p>
     <w:p>
@@ -9396,7 +10110,7 @@
           <w:i w:val="0"/>
           <w:sz w:val="22"/>
         </w:rPr>
-        <w:t>PPMS forecasts each unit's finish by following its process order from where it stands today. The same forecast drives the Delivery card, the Delivery Delay Analysis, the VPX Station Report, the Executive Report and the Analytics finish chart.</w:t>
+        <w:t>For every vehicle PPMS asks one question: "if work carries on from where it is today, when will this vehicle be finished?" The answer is its forecast finish. The Delivery card, the Delivery Delay Analysis, the VPX Station Report, the Executive Report and the Analytics finish chart all use this same forecast, so they always agree.</w:t>
       </w:r>
     </w:p>
     <w:p>
@@ -9408,7 +10122,7 @@
           <w:b w:val="0"/>
           <w:i w:val="0"/>
         </w:rPr>
-        <w:t>Each unit is walked through its stations in route order. Hull and Turret (K9) or Structure (K10/K11) are built in parallel; Assembly &amp; Processing &amp; Testing starts after all of them.</w:t>
+        <w:t>There are two kinds of delay. A station delay (the Plan Table "Delay" column) says how late one station was or is. A vehicle delay (the Delivery card and the reports) says how late the whole vehicle will finish compared with its plan. They answer different questions, so they are often different numbers.</w:t>
       </w:r>
     </w:p>
     <w:p>
@@ -9420,7 +10134,7 @@
           <w:b w:val="0"/>
           <w:i w:val="0"/>
         </w:rPr>
-        <w:t>A finished station uses its actual completion date. An unfinished station starts no earlier than its planned start, the day after the station(s) before it finish, and today (or on its actual start if it has started), and takes its planned number of working days.</w:t>
+        <w:t>To forecast a vehicle, PPMS walks through its stations in the order of the plan. A station that is finished counts with the day it really finished. A station that has started counts from the day it really started. A station that has not started cannot start before its planned start, before today, or before the stations it waits for are finished.</w:t>
       </w:r>
     </w:p>
     <w:p>
@@ -9432,7 +10146,43 @@
           <w:b w:val="0"/>
           <w:i w:val="0"/>
         </w:rPr>
-        <w:t>A unit's delay is its forecast finish compared with its planned finish. Expected delivery is the latest forecast unit finish. If a station was late but the plan had slack afterwards, that delay is absorbed and no longer counts.</w:t>
+        <w:t>A station only waits for the stations the plan finishes before it starts. Work the plan runs at the same time does not wait: Hull and Turret on K9 are built side by side, and so are the turret and gun-barrel sub-assemblies next to the hull-side Assembly work. Assembly &amp; Processing &amp; Testing waits until the Hull and Turret (or the Structure on K10 / K11) are finished.</w:t>
+      </w:r>
+    </w:p>
+    <w:p>
+      <w:pPr>
+        <w:spacing w:after="120"/>
+      </w:pPr>
+      <w:r>
+        <w:rPr>
+          <w:b w:val="0"/>
+          <w:i w:val="0"/>
+        </w:rPr>
+        <w:t>Every station that is not finished yet is given the same number of working days the plan gives it, so the forecast never assumes the shop floor will work faster than planned.</w:t>
+      </w:r>
+    </w:p>
+    <w:p>
+      <w:pPr>
+        <w:spacing w:after="120"/>
+      </w:pPr>
+      <w:r>
+        <w:rPr>
+          <w:b w:val="0"/>
+          <w:i w:val="0"/>
+        </w:rPr>
+        <w:t>A late station only delays the vehicle if the lateness is still there at the end. If the plan has spare time after that station, the vehicle can catch up and the delay disappears from the forecast. Example: Marriage 2nd finished 8 days late. If the next station was planned to start right after it, the vehicle moves 8 days too. If the plan left 3 spare days before the next station, the vehicle finishes 5 days late.</w:t>
+      </w:r>
+    </w:p>
+    <w:p>
+      <w:pPr>
+        <w:spacing w:after="120"/>
+      </w:pPr>
+      <w:r>
+        <w:rPr>
+          <w:b w:val="0"/>
+          <w:i w:val="0"/>
+        </w:rPr>
+        <w:t>The vehicle delay is the number of working days between its planned finish and its forecast finish. The forecast delivery date is the day the last vehicle is forecast to finish.</w:t>
       </w:r>
     </w:p>
     <w:p>
@@ -9513,7 +10263,7 @@
               <w:rPr>
                 <w:sz w:val="20"/>
               </w:rPr>
-              <w:t>Look at the Delivery card for the forecast delivery date and delay.</w:t>
+              <w:t>Look at the Delivery card for the forecast delivery date and the delay.</w:t>
             </w:r>
           </w:p>
         </w:tc>
@@ -9563,7 +10313,7 @@
               <w:rPr>
                 <w:sz w:val="20"/>
               </w:rPr>
-              <w:t>Click it to see which units and stations drive it.</w:t>
+              <w:t>Click it to see which vehicles and which stations are causing the delay.</w:t>
             </w:r>
           </w:p>
         </w:tc>
@@ -9613,7 +10363,7 @@
               <w:rPr>
                 <w:sz w:val="20"/>
               </w:rPr>
-              <w:t>Use the Plan Table "Delay" column for how late each individual block was — that is a separate, historical figure.</w:t>
+              <w:t>Use the Plan Table "Delay" column for how late each single station was — that is a separate, historical figure.</w:t>
             </w:r>
           </w:p>
         </w:tc>
@@ -9680,7 +10430,7 @@
               <w:rPr>
                 <w:sz w:val="19"/>
               </w:rPr>
-              <w:t>•  Working days exclude Fridays.</w:t>
+              <w:t>•  Working days do not count Fridays.</w:t>
             </w:r>
           </w:p>
           <w:p>
@@ -9692,7 +10442,74 @@
               <w:rPr>
                 <w:sz w:val="19"/>
               </w:rPr>
-              <w:t>•  The forecast follows the filters. With "All time" and no category filter it sees each unit's whole route.</w:t>
+              <w:t>•  The forecast follows the filters. With "All time" and no category filter it sees each vehicle's whole route.</w:t>
+            </w:r>
+          </w:p>
+        </w:tc>
+      </w:tr>
+    </w:tbl>
+    <w:p>
+      <w:pPr>
+        <w:spacing w:after="40"/>
+      </w:pPr>
+    </w:p>
+    <w:tbl>
+      <w:tblPr>
+        <w:tblW w:type="auto" w:w="0"/>
+        <w:tblLook w:firstColumn="1" w:firstRow="1" w:lastColumn="0" w:lastRow="0" w:noHBand="0" w:noVBand="1" w:val="04A0"/>
+        <w:tblBorders>
+          <w:top w:val="nil"/>
+          <w:left w:val="nil"/>
+          <w:bottom w:val="nil"/>
+          <w:right w:val="nil"/>
+          <w:insideH w:val="nil"/>
+          <w:insideV w:val="nil"/>
+        </w:tblBorders>
+      </w:tblPr>
+      <w:tblGrid>
+        <w:gridCol w:w="9638"/>
+      </w:tblGrid>
+      <w:tr>
+        <w:tc>
+          <w:tcPr>
+            <w:tcW w:type="dxa" w:w="9638"/>
+            <w:shd w:val="clear" w:color="auto" w:fill="DCFCE7"/>
+            <w:tcBorders>
+              <w:top w:val="nil"/>
+              <w:left w:val="single" w:sz="36" w:color="16A34A"/>
+              <w:bottom w:val="nil"/>
+              <w:right w:val="nil"/>
+            </w:tcBorders>
+            <w:tcMar>
+              <w:top w:w="90" w:type="dxa"/>
+              <w:bottom w:w="90" w:type="dxa"/>
+              <w:start w:w="200" w:type="dxa"/>
+              <w:end w:w="160" w:type="dxa"/>
+            </w:tcMar>
+          </w:tcPr>
+          <w:p>
+            <w:pPr>
+              <w:spacing w:after="40"/>
+            </w:pPr>
+            <w:r>
+              <w:rPr>
+                <w:b/>
+                <w:color w:val="16A34A"/>
+                <w:sz w:val="19"/>
+              </w:rPr>
+              <w:t>Recommended</w:t>
+            </w:r>
+          </w:p>
+          <w:p>
+            <w:pPr>
+              <w:spacing w:after="20"/>
+              <w:ind w:left="198" w:hanging="198"/>
+            </w:pPr>
+            <w:r>
+              <w:rPr>
+                <w:sz w:val="19"/>
+              </w:rPr>
+              <w:t>•  Record actual start and completion dates on the same day. The forecast can only be as good as the dates entered.</w:t>
             </w:r>
           </w:p>
         </w:tc>
@@ -9759,7 +10576,7 @@
               <w:rPr>
                 <w:sz w:val="19"/>
               </w:rPr>
-              <w:t>•  An unfinished station whose planned dates have passed is forecast to start today with its full duration — record actual start dates so the forecast stays realistic.</w:t>
+              <w:t>•  A station that should already have started but has no actual start date is forecast to start today with its full planned duration. If work has in fact started, record the actual start date, or the forecast will look later than reality.</w:t>
             </w:r>
           </w:p>
         </w:tc>
@@ -9788,7 +10605,7 @@
           <w:color w:val="64748B"/>
           <w:sz w:val="18"/>
         </w:rPr>
-        <w:t>Delivery Delay Analysis · Recording actual start and completion · VPX Station Report</w:t>
+        <w:t>Delivery Delay Analysis · Recording actual start and completion · VPX Station Report · Why does the Plan Table show a bigger delay than the Delivery card?</w:t>
       </w:r>
     </w:p>
     <w:p>
@@ -25210,7 +26027,7 @@
         <w:color w:val="64748B"/>
         <w:sz w:val="16"/>
       </w:rPr>
-      <w:t xml:space="preserve">Production Planning &amp; Monitoring System  ·  07 October 2026  ·  Page </w:t>
+      <w:t xml:space="preserve">Production Planning &amp; Monitoring System  ·  Adham Morsy  ·  Page </w:t>
     </w:r>
     <w:r>
       <w:rPr>

--- a/docs/manual/PPMS_User_Manual_Operator.docx
+++ b/docs/manual/PPMS_User_Manual_Operator.docx
@@ -8695,6 +8695,61 @@
     <w:p>
       <w:pPr>
         <w:keepNext/>
+        <w:jc w:val="center"/>
+      </w:pPr>
+      <w:r>
+        <w:drawing>
+          <wp:inline xmlns:a="http://schemas.openxmlformats.org/drawingml/2006/main" xmlns:pic="http://schemas.openxmlformats.org/drawingml/2006/picture">
+            <wp:extent cx="5940000" cy="2954286"/>
+            <wp:docPr id="8" name="Picture 8"/>
+            <wp:cNvGraphicFramePr>
+              <a:graphicFrameLocks noChangeAspect="1"/>
+            </wp:cNvGraphicFramePr>
+            <a:graphic>
+              <a:graphicData uri="http://schemas.openxmlformats.org/drawingml/2006/picture">
+                <pic:pic>
+                  <pic:nvPicPr>
+                    <pic:cNvPr id="0" name="delivery-outlook.jpg"/>
+                    <pic:cNvPicPr/>
+                  </pic:nvPicPr>
+                  <pic:blipFill>
+                    <a:blip r:embed="rId18"/>
+                    <a:stretch>
+                      <a:fillRect/>
+                    </a:stretch>
+                  </pic:blipFill>
+                  <pic:spPr>
+                    <a:xfrm>
+                      <a:off x="0" y="0"/>
+                      <a:ext cx="5940000" cy="2954286"/>
+                    </a:xfrm>
+                    <a:prstGeom prst="rect"/>
+                  </pic:spPr>
+                </pic:pic>
+              </a:graphicData>
+            </a:graphic>
+          </wp:inline>
+        </w:drawing>
+      </w:r>
+    </w:p>
+    <w:p>
+      <w:pPr>
+        <w:spacing w:after="160"/>
+        <w:jc w:val="center"/>
+      </w:pPr>
+      <w:r>
+        <w:rPr>
+          <w:b w:val="0"/>
+          <w:i/>
+          <w:color w:val="64748B"/>
+          <w:sz w:val="17"/>
+        </w:rPr>
+        <w:t>Figure 8 — Delivery Outlook (management view)</w:t>
+      </w:r>
+    </w:p>
+    <w:p>
+      <w:pPr>
+        <w:keepNext/>
         <w:spacing w:after="60" w:before="80"/>
       </w:pPr>
       <w:r>
@@ -9414,8 +9469,8 @@
       <w:r>
         <w:drawing>
           <wp:inline xmlns:a="http://schemas.openxmlformats.org/drawingml/2006/main" xmlns:pic="http://schemas.openxmlformats.org/drawingml/2006/picture">
-            <wp:extent cx="5336770" cy="5860472"/>
-            <wp:docPr id="8" name="Picture 8"/>
+            <wp:extent cx="5120639" cy="5951912"/>
+            <wp:docPr id="9" name="Picture 9"/>
             <wp:cNvGraphicFramePr>
               <a:graphicFrameLocks noChangeAspect="1"/>
             </wp:cNvGraphicFramePr>
@@ -9427,7 +9482,7 @@
                     <pic:cNvPicPr/>
                   </pic:nvPicPr>
                   <pic:blipFill>
-                    <a:blip r:embed="rId18"/>
+                    <a:blip r:embed="rId19"/>
                     <a:stretch>
                       <a:fillRect/>
                     </a:stretch>
@@ -9435,7 +9490,7 @@
                   <pic:spPr>
                     <a:xfrm>
                       <a:off x="0" y="0"/>
-                      <a:ext cx="5336770" cy="5860472"/>
+                      <a:ext cx="5120639" cy="5951912"/>
                     </a:xfrm>
                     <a:prstGeom prst="rect"/>
                   </pic:spPr>
@@ -9458,7 +9513,7 @@
           <w:color w:val="64748B"/>
           <w:sz w:val="17"/>
         </w:rPr>
-        <w:t>Figure 8 — Delivery Delay Analysis</w:t>
+        <w:t>Figure 9 — Delivery Delay Analysis</w:t>
       </w:r>
     </w:p>
     <w:p>
@@ -10725,7 +10780,7 @@
         <w:drawing>
           <wp:inline xmlns:a="http://schemas.openxmlformats.org/drawingml/2006/main" xmlns:pic="http://schemas.openxmlformats.org/drawingml/2006/picture">
             <wp:extent cx="5940000" cy="2805356"/>
-            <wp:docPr id="9" name="Picture 9"/>
+            <wp:docPr id="10" name="Picture 10"/>
             <wp:cNvGraphicFramePr>
               <a:graphicFrameLocks noChangeAspect="1"/>
             </wp:cNvGraphicFramePr>
@@ -10737,7 +10792,7 @@
                     <pic:cNvPicPr/>
                   </pic:nvPicPr>
                   <pic:blipFill>
-                    <a:blip r:embed="rId19"/>
+                    <a:blip r:embed="rId20"/>
                     <a:stretch>
                       <a:fillRect/>
                     </a:stretch>
@@ -10768,7 +10823,7 @@
           <w:color w:val="64748B"/>
           <w:sz w:val="17"/>
         </w:rPr>
-        <w:t>Figure 9 — Vehicle Production Progress (VPX)</w:t>
+        <w:t>Figure 10 — Vehicle Production Progress (VPX)</w:t>
       </w:r>
     </w:p>
     <w:p>
@@ -11315,7 +11370,7 @@
         <w:drawing>
           <wp:inline xmlns:a="http://schemas.openxmlformats.org/drawingml/2006/main" xmlns:pic="http://schemas.openxmlformats.org/drawingml/2006/picture">
             <wp:extent cx="5940000" cy="2664233"/>
-            <wp:docPr id="10" name="Picture 10"/>
+            <wp:docPr id="11" name="Picture 11"/>
             <wp:cNvGraphicFramePr>
               <a:graphicFrameLocks noChangeAspect="1"/>
             </wp:cNvGraphicFramePr>
@@ -11327,7 +11382,7 @@
                     <pic:cNvPicPr/>
                   </pic:nvPicPr>
                   <pic:blipFill>
-                    <a:blip r:embed="rId20"/>
+                    <a:blip r:embed="rId21"/>
                     <a:stretch>
                       <a:fillRect/>
                     </a:stretch>
@@ -11358,7 +11413,7 @@
           <w:color w:val="64748B"/>
           <w:sz w:val="17"/>
         </w:rPr>
-        <w:t>Figure 10 — Manufacturing Analytics (charts)</w:t>
+        <w:t>Figure 11 — Manufacturing Analytics (charts)</w:t>
       </w:r>
     </w:p>
     <w:p>
@@ -11871,7 +11926,7 @@
         <w:drawing>
           <wp:inline xmlns:a="http://schemas.openxmlformats.org/drawingml/2006/main" xmlns:pic="http://schemas.openxmlformats.org/drawingml/2006/picture">
             <wp:extent cx="5940000" cy="2775421"/>
-            <wp:docPr id="11" name="Picture 11"/>
+            <wp:docPr id="12" name="Picture 12"/>
             <wp:cNvGraphicFramePr>
               <a:graphicFrameLocks noChangeAspect="1"/>
             </wp:cNvGraphicFramePr>
@@ -11883,7 +11938,7 @@
                     <pic:cNvPicPr/>
                   </pic:nvPicPr>
                   <pic:blipFill>
-                    <a:blip r:embed="rId21"/>
+                    <a:blip r:embed="rId22"/>
                     <a:stretch>
                       <a:fillRect/>
                     </a:stretch>
@@ -11914,7 +11969,7 @@
           <w:color w:val="64748B"/>
           <w:sz w:val="17"/>
         </w:rPr>
-        <w:t>Figure 11 — Reading the Production Schedule</w:t>
+        <w:t>Figure 12 — Reading the Production Schedule</w:t>
       </w:r>
     </w:p>
     <w:p>
@@ -12665,7 +12720,7 @@
         <w:drawing>
           <wp:inline xmlns:a="http://schemas.openxmlformats.org/drawingml/2006/main" xmlns:pic="http://schemas.openxmlformats.org/drawingml/2006/picture">
             <wp:extent cx="5940000" cy="2360605"/>
-            <wp:docPr id="12" name="Picture 12"/>
+            <wp:docPr id="13" name="Picture 13"/>
             <wp:cNvGraphicFramePr>
               <a:graphicFrameLocks noChangeAspect="1"/>
             </wp:cNvGraphicFramePr>
@@ -12677,7 +12732,7 @@
                     <pic:cNvPicPr/>
                   </pic:nvPicPr>
                   <pic:blipFill>
-                    <a:blip r:embed="rId22"/>
+                    <a:blip r:embed="rId23"/>
                     <a:stretch>
                       <a:fillRect/>
                     </a:stretch>
@@ -12708,7 +12763,7 @@
           <w:color w:val="64748B"/>
           <w:sz w:val="17"/>
         </w:rPr>
-        <w:t>Figure 12 — The Plan Table</w:t>
+        <w:t>Figure 13 — The Plan Table</w:t>
       </w:r>
     </w:p>
     <w:p>
@@ -13167,7 +13222,7 @@
         <w:drawing>
           <wp:inline xmlns:a="http://schemas.openxmlformats.org/drawingml/2006/main" xmlns:pic="http://schemas.openxmlformats.org/drawingml/2006/picture">
             <wp:extent cx="5940000" cy="1817495"/>
-            <wp:docPr id="13" name="Picture 13"/>
+            <wp:docPr id="14" name="Picture 14"/>
             <wp:cNvGraphicFramePr>
               <a:graphicFrameLocks noChangeAspect="1"/>
             </wp:cNvGraphicFramePr>
@@ -13179,7 +13234,7 @@
                     <pic:cNvPicPr/>
                   </pic:nvPicPr>
                   <pic:blipFill>
-                    <a:blip r:embed="rId23"/>
+                    <a:blip r:embed="rId24"/>
                     <a:stretch>
                       <a:fillRect/>
                     </a:stretch>
@@ -13210,7 +13265,7 @@
           <w:color w:val="64748B"/>
           <w:sz w:val="17"/>
         </w:rPr>
-        <w:t>Figure 13 — Recording actual start and completion</w:t>
+        <w:t>Figure 14 — Recording actual start and completion</w:t>
       </w:r>
     </w:p>
     <w:p>
@@ -13791,7 +13846,7 @@
         <w:drawing>
           <wp:inline xmlns:a="http://schemas.openxmlformats.org/drawingml/2006/main" xmlns:pic="http://schemas.openxmlformats.org/drawingml/2006/picture">
             <wp:extent cx="4987636" cy="1828800"/>
-            <wp:docPr id="14" name="Picture 14"/>
+            <wp:docPr id="15" name="Picture 15"/>
             <wp:cNvGraphicFramePr>
               <a:graphicFrameLocks noChangeAspect="1"/>
             </wp:cNvGraphicFramePr>
@@ -13803,7 +13858,7 @@
                     <pic:cNvPicPr/>
                   </pic:nvPicPr>
                   <pic:blipFill>
-                    <a:blip r:embed="rId24"/>
+                    <a:blip r:embed="rId25"/>
                     <a:stretch>
                       <a:fillRect/>
                     </a:stretch>
@@ -13834,7 +13889,7 @@
           <w:color w:val="64748B"/>
           <w:sz w:val="17"/>
         </w:rPr>
-        <w:t>Figure 14 — Comments on a task</w:t>
+        <w:t>Figure 15 — Comments on a task</w:t>
       </w:r>
     </w:p>
     <w:p>
@@ -14231,7 +14286,7 @@
         <w:drawing>
           <wp:inline xmlns:a="http://schemas.openxmlformats.org/drawingml/2006/main" xmlns:pic="http://schemas.openxmlformats.org/drawingml/2006/picture">
             <wp:extent cx="3300152" cy="2119745"/>
-            <wp:docPr id="15" name="Picture 15"/>
+            <wp:docPr id="16" name="Picture 16"/>
             <wp:cNvGraphicFramePr>
               <a:graphicFrameLocks noChangeAspect="1"/>
             </wp:cNvGraphicFramePr>
@@ -14243,7 +14298,7 @@
                     <pic:cNvPicPr/>
                   </pic:nvPicPr>
                   <pic:blipFill>
-                    <a:blip r:embed="rId25"/>
+                    <a:blip r:embed="rId26"/>
                     <a:stretch>
                       <a:fillRect/>
                     </a:stretch>
@@ -14274,7 +14329,7 @@
           <w:color w:val="64748B"/>
           <w:sz w:val="17"/>
         </w:rPr>
-        <w:t>Figure 15 — Delay reasons</w:t>
+        <w:t>Figure 16 — Delay reasons</w:t>
       </w:r>
     </w:p>
     <w:p>
@@ -14750,7 +14805,7 @@
         <w:drawing>
           <wp:inline xmlns:a="http://schemas.openxmlformats.org/drawingml/2006/main" xmlns:pic="http://schemas.openxmlformats.org/drawingml/2006/picture">
             <wp:extent cx="3483032" cy="2377440"/>
-            <wp:docPr id="16" name="Picture 16"/>
+            <wp:docPr id="17" name="Picture 17"/>
             <wp:cNvGraphicFramePr>
               <a:graphicFrameLocks noChangeAspect="1"/>
             </wp:cNvGraphicFramePr>
@@ -14762,7 +14817,7 @@
                     <pic:cNvPicPr/>
                   </pic:nvPicPr>
                   <pic:blipFill>
-                    <a:blip r:embed="rId26"/>
+                    <a:blip r:embed="rId27"/>
                     <a:stretch>
                       <a:fillRect/>
                     </a:stretch>
@@ -14793,7 +14848,7 @@
           <w:color w:val="64748B"/>
           <w:sz w:val="17"/>
         </w:rPr>
-        <w:t>Figure 16 — X-ray and repair tracking</w:t>
+        <w:t>Figure 17 — X-ray and repair tracking</w:t>
       </w:r>
     </w:p>
     <w:p>
@@ -15311,7 +15366,7 @@
         <w:drawing>
           <wp:inline xmlns:a="http://schemas.openxmlformats.org/drawingml/2006/main" xmlns:pic="http://schemas.openxmlformats.org/drawingml/2006/picture">
             <wp:extent cx="5940000" cy="2727116"/>
-            <wp:docPr id="17" name="Picture 17"/>
+            <wp:docPr id="18" name="Picture 18"/>
             <wp:cNvGraphicFramePr>
               <a:graphicFrameLocks noChangeAspect="1"/>
             </wp:cNvGraphicFramePr>
@@ -15323,7 +15378,7 @@
                     <pic:cNvPicPr/>
                   </pic:nvPicPr>
                   <pic:blipFill>
-                    <a:blip r:embed="rId27"/>
+                    <a:blip r:embed="rId28"/>
                     <a:stretch>
                       <a:fillRect/>
                     </a:stretch>
@@ -15354,7 +15409,7 @@
           <w:color w:val="64748B"/>
           <w:sz w:val="17"/>
         </w:rPr>
-        <w:t>Figure 17 — The Production Issues list</w:t>
+        <w:t>Figure 18 — The Production Issues list</w:t>
       </w:r>
     </w:p>
     <w:p>
@@ -15734,7 +15789,7 @@
         <w:drawing>
           <wp:inline xmlns:a="http://schemas.openxmlformats.org/drawingml/2006/main" xmlns:pic="http://schemas.openxmlformats.org/drawingml/2006/picture">
             <wp:extent cx="4505498" cy="5453149"/>
-            <wp:docPr id="18" name="Picture 18"/>
+            <wp:docPr id="19" name="Picture 19"/>
             <wp:cNvGraphicFramePr>
               <a:graphicFrameLocks noChangeAspect="1"/>
             </wp:cNvGraphicFramePr>
@@ -15746,7 +15801,7 @@
                     <pic:cNvPicPr/>
                   </pic:nvPicPr>
                   <pic:blipFill>
-                    <a:blip r:embed="rId28"/>
+                    <a:blip r:embed="rId29"/>
                     <a:stretch>
                       <a:fillRect/>
                     </a:stretch>
@@ -15777,7 +15832,7 @@
           <w:color w:val="64748B"/>
           <w:sz w:val="17"/>
         </w:rPr>
-        <w:t>Figure 18 — Reporting an issue</w:t>
+        <w:t>Figure 19 — Reporting an issue</w:t>
       </w:r>
     </w:p>
     <w:p>
@@ -16365,7 +16420,7 @@
         <w:drawing>
           <wp:inline xmlns:a="http://schemas.openxmlformats.org/drawingml/2006/main" xmlns:pic="http://schemas.openxmlformats.org/drawingml/2006/picture">
             <wp:extent cx="5940000" cy="5191774"/>
-            <wp:docPr id="19" name="Picture 19"/>
+            <wp:docPr id="20" name="Picture 20"/>
             <wp:cNvGraphicFramePr>
               <a:graphicFrameLocks noChangeAspect="1"/>
             </wp:cNvGraphicFramePr>
@@ -16377,7 +16432,7 @@
                     <pic:cNvPicPr/>
                   </pic:nvPicPr>
                   <pic:blipFill>
-                    <a:blip r:embed="rId29"/>
+                    <a:blip r:embed="rId30"/>
                     <a:stretch>
                       <a:fillRect/>
                     </a:stretch>
@@ -16408,7 +16463,7 @@
           <w:color w:val="64748B"/>
           <w:sz w:val="17"/>
         </w:rPr>
-        <w:t>Figure 19 — Viewing and updating an issue</w:t>
+        <w:t>Figure 20 — Viewing and updating an issue</w:t>
       </w:r>
     </w:p>
     <w:p>
@@ -16872,7 +16927,7 @@
         <w:drawing>
           <wp:inline xmlns:a="http://schemas.openxmlformats.org/drawingml/2006/main" xmlns:pic="http://schemas.openxmlformats.org/drawingml/2006/picture">
             <wp:extent cx="3399905" cy="2144683"/>
-            <wp:docPr id="20" name="Picture 20"/>
+            <wp:docPr id="21" name="Picture 21"/>
             <wp:cNvGraphicFramePr>
               <a:graphicFrameLocks noChangeAspect="1"/>
             </wp:cNvGraphicFramePr>
@@ -16884,7 +16939,7 @@
                     <pic:cNvPicPr/>
                   </pic:nvPicPr>
                   <pic:blipFill>
-                    <a:blip r:embed="rId30"/>
+                    <a:blip r:embed="rId31"/>
                     <a:stretch>
                       <a:fillRect/>
                     </a:stretch>
@@ -16915,7 +16970,7 @@
           <w:color w:val="64748B"/>
           <w:sz w:val="17"/>
         </w:rPr>
-        <w:t>Figure 20 — Issue drafts</w:t>
+        <w:t>Figure 21 — Issue drafts</w:t>
       </w:r>
     </w:p>
     <w:p>
@@ -17195,7 +17250,7 @@
         <w:drawing>
           <wp:inline xmlns:a="http://schemas.openxmlformats.org/drawingml/2006/main" xmlns:pic="http://schemas.openxmlformats.org/drawingml/2006/picture">
             <wp:extent cx="5940000" cy="4746977"/>
-            <wp:docPr id="21" name="Picture 21"/>
+            <wp:docPr id="22" name="Picture 22"/>
             <wp:cNvGraphicFramePr>
               <a:graphicFrameLocks noChangeAspect="1"/>
             </wp:cNvGraphicFramePr>
@@ -17207,7 +17262,7 @@
                     <pic:cNvPicPr/>
                   </pic:nvPicPr>
                   <pic:blipFill>
-                    <a:blip r:embed="rId31"/>
+                    <a:blip r:embed="rId32"/>
                     <a:stretch>
                       <a:fillRect/>
                     </a:stretch>
@@ -17238,7 +17293,7 @@
           <w:color w:val="64748B"/>
           <w:sz w:val="17"/>
         </w:rPr>
-        <w:t>Figure 21 — Generating an issues report</w:t>
+        <w:t>Figure 22 — Generating an issues report</w:t>
       </w:r>
     </w:p>
     <w:p>
@@ -17777,7 +17832,7 @@
         <w:drawing>
           <wp:inline xmlns:a="http://schemas.openxmlformats.org/drawingml/2006/main" xmlns:pic="http://schemas.openxmlformats.org/drawingml/2006/picture">
             <wp:extent cx="5486400" cy="5469775"/>
-            <wp:docPr id="22" name="Picture 22"/>
+            <wp:docPr id="23" name="Picture 23"/>
             <wp:cNvGraphicFramePr>
               <a:graphicFrameLocks noChangeAspect="1"/>
             </wp:cNvGraphicFramePr>
@@ -17789,7 +17844,7 @@
                     <pic:cNvPicPr/>
                   </pic:nvPicPr>
                   <pic:blipFill>
-                    <a:blip r:embed="rId32"/>
+                    <a:blip r:embed="rId33"/>
                     <a:stretch>
                       <a:fillRect/>
                     </a:stretch>
@@ -17820,7 +17875,7 @@
           <w:color w:val="64748B"/>
           <w:sz w:val="17"/>
         </w:rPr>
-        <w:t>Figure 22 — Export Report (plan data)</w:t>
+        <w:t>Figure 23 — Export Report (plan data)</w:t>
       </w:r>
     </w:p>
     <w:p>
@@ -18229,7 +18284,7 @@
         <w:drawing>
           <wp:inline xmlns:a="http://schemas.openxmlformats.org/drawingml/2006/main" xmlns:pic="http://schemas.openxmlformats.org/drawingml/2006/picture">
             <wp:extent cx="5486400" cy="2709949"/>
-            <wp:docPr id="23" name="Picture 23"/>
+            <wp:docPr id="24" name="Picture 24"/>
             <wp:cNvGraphicFramePr>
               <a:graphicFrameLocks noChangeAspect="1"/>
             </wp:cNvGraphicFramePr>
@@ -18241,7 +18296,7 @@
                     <pic:cNvPicPr/>
                   </pic:nvPicPr>
                   <pic:blipFill>
-                    <a:blip r:embed="rId33"/>
+                    <a:blip r:embed="rId34"/>
                     <a:stretch>
                       <a:fillRect/>
                     </a:stretch>
@@ -18272,7 +18327,7 @@
           <w:color w:val="64748B"/>
           <w:sz w:val="17"/>
         </w:rPr>
-        <w:t>Figure 23 — VPX Station Report</w:t>
+        <w:t>Figure 24 — VPX Station Report</w:t>
       </w:r>
     </w:p>
     <w:p>
@@ -18619,7 +18674,7 @@
         <w:drawing>
           <wp:inline xmlns:a="http://schemas.openxmlformats.org/drawingml/2006/main" xmlns:pic="http://schemas.openxmlformats.org/drawingml/2006/picture">
             <wp:extent cx="4488872" cy="4530436"/>
-            <wp:docPr id="24" name="Picture 24"/>
+            <wp:docPr id="25" name="Picture 25"/>
             <wp:cNvGraphicFramePr>
               <a:graphicFrameLocks noChangeAspect="1"/>
             </wp:cNvGraphicFramePr>
@@ -18631,7 +18686,7 @@
                     <pic:cNvPicPr/>
                   </pic:nvPicPr>
                   <pic:blipFill>
-                    <a:blip r:embed="rId34"/>
+                    <a:blip r:embed="rId35"/>
                     <a:stretch>
                       <a:fillRect/>
                     </a:stretch>
@@ -18662,7 +18717,7 @@
           <w:color w:val="64748B"/>
           <w:sz w:val="17"/>
         </w:rPr>
-        <w:t>Figure 24 — Executive Report</w:t>
+        <w:t>Figure 25 — Executive Report</w:t>
       </w:r>
     </w:p>
     <w:p>
@@ -19230,7 +19285,7 @@
         <w:drawing>
           <wp:inline xmlns:a="http://schemas.openxmlformats.org/drawingml/2006/main" xmlns:pic="http://schemas.openxmlformats.org/drawingml/2006/picture">
             <wp:extent cx="5940000" cy="2631316"/>
-            <wp:docPr id="25" name="Picture 25"/>
+            <wp:docPr id="26" name="Picture 26"/>
             <wp:cNvGraphicFramePr>
               <a:graphicFrameLocks noChangeAspect="1"/>
             </wp:cNvGraphicFramePr>
@@ -19242,7 +19297,7 @@
                     <pic:cNvPicPr/>
                   </pic:nvPicPr>
                   <pic:blipFill>
-                    <a:blip r:embed="rId35"/>
+                    <a:blip r:embed="rId36"/>
                     <a:stretch>
                       <a:fillRect/>
                     </a:stretch>
@@ -19273,7 +19328,7 @@
           <w:color w:val="64748B"/>
           <w:sz w:val="17"/>
         </w:rPr>
-        <w:t>Figure 25 — Plan versions</w:t>
+        <w:t>Figure 26 — Plan versions</w:t>
       </w:r>
     </w:p>
     <w:p>
@@ -19833,7 +19888,7 @@
         <w:drawing>
           <wp:inline xmlns:a="http://schemas.openxmlformats.org/drawingml/2006/main" xmlns:pic="http://schemas.openxmlformats.org/drawingml/2006/picture">
             <wp:extent cx="5940000" cy="3588750"/>
-            <wp:docPr id="26" name="Picture 26"/>
+            <wp:docPr id="27" name="Picture 27"/>
             <wp:cNvGraphicFramePr>
               <a:graphicFrameLocks noChangeAspect="1"/>
             </wp:cNvGraphicFramePr>
@@ -19845,7 +19900,7 @@
                     <pic:cNvPicPr/>
                   </pic:nvPicPr>
                   <pic:blipFill>
-                    <a:blip r:embed="rId36"/>
+                    <a:blip r:embed="rId37"/>
                     <a:stretch>
                       <a:fillRect/>
                     </a:stretch>
@@ -19876,7 +19931,7 @@
           <w:color w:val="64748B"/>
           <w:sz w:val="17"/>
         </w:rPr>
-        <w:t>Figure 26 — Unit Codes</w:t>
+        <w:t>Figure 27 — Unit Codes</w:t>
       </w:r>
     </w:p>
     <w:p>
@@ -20265,7 +20320,7 @@
         <w:drawing>
           <wp:inline xmlns:a="http://schemas.openxmlformats.org/drawingml/2006/main" xmlns:pic="http://schemas.openxmlformats.org/drawingml/2006/picture">
             <wp:extent cx="5940000" cy="1678881"/>
-            <wp:docPr id="27" name="Picture 27"/>
+            <wp:docPr id="28" name="Picture 28"/>
             <wp:cNvGraphicFramePr>
               <a:graphicFrameLocks noChangeAspect="1"/>
             </wp:cNvGraphicFramePr>
@@ -20277,7 +20332,7 @@
                     <pic:cNvPicPr/>
                   </pic:nvPicPr>
                   <pic:blipFill>
-                    <a:blip r:embed="rId37"/>
+                    <a:blip r:embed="rId38"/>
                     <a:stretch>
                       <a:fillRect/>
                     </a:stretch>
@@ -20308,7 +20363,7 @@
           <w:color w:val="64748B"/>
           <w:sz w:val="17"/>
         </w:rPr>
-        <w:t>Figure 27 — Working in F100-KD2</w:t>
+        <w:t>Figure 28 — Working in F100-KD2</w:t>
       </w:r>
     </w:p>
     <w:p>
@@ -20709,7 +20764,7 @@
         <w:drawing>
           <wp:inline xmlns:a="http://schemas.openxmlformats.org/drawingml/2006/main" xmlns:pic="http://schemas.openxmlformats.org/drawingml/2006/picture">
             <wp:extent cx="2660072" cy="2128058"/>
-            <wp:docPr id="28" name="Picture 28"/>
+            <wp:docPr id="29" name="Picture 29"/>
             <wp:cNvGraphicFramePr>
               <a:graphicFrameLocks noChangeAspect="1"/>
             </wp:cNvGraphicFramePr>
@@ -20721,7 +20776,7 @@
                     <pic:cNvPicPr/>
                   </pic:nvPicPr>
                   <pic:blipFill>
-                    <a:blip r:embed="rId38"/>
+                    <a:blip r:embed="rId39"/>
                     <a:stretch>
                       <a:fillRect/>
                     </a:stretch>
@@ -20752,7 +20807,7 @@
           <w:color w:val="64748B"/>
           <w:sz w:val="17"/>
         </w:rPr>
-        <w:t>Figure 28 — Keeping PPMS up to date</w:t>
+        <w:t>Figure 29 — Keeping PPMS up to date</w:t>
       </w:r>
     </w:p>
     <w:p>
@@ -21207,7 +21262,7 @@
         <w:drawing>
           <wp:inline xmlns:a="http://schemas.openxmlformats.org/drawingml/2006/main" xmlns:pic="http://schemas.openxmlformats.org/drawingml/2006/picture">
             <wp:extent cx="5594465" cy="2236123"/>
-            <wp:docPr id="29" name="Picture 29"/>
+            <wp:docPr id="30" name="Picture 30"/>
             <wp:cNvGraphicFramePr>
               <a:graphicFrameLocks noChangeAspect="1"/>
             </wp:cNvGraphicFramePr>
@@ -21219,7 +21274,7 @@
                     <pic:cNvPicPr/>
                   </pic:nvPicPr>
                   <pic:blipFill>
-                    <a:blip r:embed="rId39"/>
+                    <a:blip r:embed="rId40"/>
                     <a:stretch>
                       <a:fillRect/>
                     </a:stretch>
@@ -21250,7 +21305,7 @@
           <w:color w:val="64748B"/>
           <w:sz w:val="17"/>
         </w:rPr>
-        <w:t>Figure 29 — Colour themes</w:t>
+        <w:t>Figure 30 — Colour themes</w:t>
       </w:r>
     </w:p>
     <w:p>
@@ -21509,7 +21564,7 @@
         <w:drawing>
           <wp:inline xmlns:a="http://schemas.openxmlformats.org/drawingml/2006/main" xmlns:pic="http://schemas.openxmlformats.org/drawingml/2006/picture">
             <wp:extent cx="5311832" cy="1396538"/>
-            <wp:docPr id="30" name="Picture 30"/>
+            <wp:docPr id="31" name="Picture 31"/>
             <wp:cNvGraphicFramePr>
               <a:graphicFrameLocks noChangeAspect="1"/>
             </wp:cNvGraphicFramePr>
@@ -21521,7 +21576,7 @@
                     <pic:cNvPicPr/>
                   </pic:nvPicPr>
                   <pic:blipFill>
-                    <a:blip r:embed="rId40"/>
+                    <a:blip r:embed="rId41"/>
                     <a:stretch>
                       <a:fillRect/>
                     </a:stretch>
@@ -21552,7 +21607,7 @@
           <w:color w:val="64748B"/>
           <w:sz w:val="17"/>
         </w:rPr>
-        <w:t>Figure 30 — Language — English, Korean, Arabic</w:t>
+        <w:t>Figure 31 — Language — English, Korean, Arabic</w:t>
       </w:r>
     </w:p>
     <w:p>
@@ -21923,7 +21978,7 @@
         <w:drawing>
           <wp:inline xmlns:a="http://schemas.openxmlformats.org/drawingml/2006/main" xmlns:pic="http://schemas.openxmlformats.org/drawingml/2006/picture">
             <wp:extent cx="4197927" cy="1122218"/>
-            <wp:docPr id="31" name="Picture 31"/>
+            <wp:docPr id="32" name="Picture 32"/>
             <wp:cNvGraphicFramePr>
               <a:graphicFrameLocks noChangeAspect="1"/>
             </wp:cNvGraphicFramePr>
@@ -21935,7 +21990,7 @@
                     <pic:cNvPicPr/>
                   </pic:nvPicPr>
                   <pic:blipFill>
-                    <a:blip r:embed="rId41"/>
+                    <a:blip r:embed="rId42"/>
                     <a:stretch>
                       <a:fillRect/>
                     </a:stretch>
@@ -21966,7 +22021,7 @@
           <w:color w:val="64748B"/>
           <w:sz w:val="17"/>
         </w:rPr>
-        <w:t>Figure 31 — Notifications</w:t>
+        <w:t>Figure 32 — Notifications</w:t>
       </w:r>
     </w:p>
     <w:p>
@@ -22246,7 +22301,7 @@
         <w:drawing>
           <wp:inline xmlns:a="http://schemas.openxmlformats.org/drawingml/2006/main" xmlns:pic="http://schemas.openxmlformats.org/drawingml/2006/picture">
             <wp:extent cx="2834640" cy="2552007"/>
-            <wp:docPr id="32" name="Picture 32"/>
+            <wp:docPr id="33" name="Picture 33"/>
             <wp:cNvGraphicFramePr>
               <a:graphicFrameLocks noChangeAspect="1"/>
             </wp:cNvGraphicFramePr>
@@ -22258,7 +22313,7 @@
                     <pic:cNvPicPr/>
                   </pic:nvPicPr>
                   <pic:blipFill>
-                    <a:blip r:embed="rId42"/>
+                    <a:blip r:embed="rId43"/>
                     <a:stretch>
                       <a:fillRect/>
                     </a:stretch>
@@ -22289,7 +22344,7 @@
           <w:color w:val="64748B"/>
           <w:sz w:val="17"/>
         </w:rPr>
-        <w:t>Figure 32 — Changing your password</w:t>
+        <w:t>Figure 33 — Changing your password</w:t>
       </w:r>
     </w:p>
     <w:p>
@@ -22615,7 +22670,7 @@
         <w:drawing>
           <wp:inline xmlns:a="http://schemas.openxmlformats.org/drawingml/2006/main" xmlns:pic="http://schemas.openxmlformats.org/drawingml/2006/picture">
             <wp:extent cx="5940000" cy="4105102"/>
-            <wp:docPr id="33" name="Picture 33"/>
+            <wp:docPr id="34" name="Picture 34"/>
             <wp:cNvGraphicFramePr>
               <a:graphicFrameLocks noChangeAspect="1"/>
             </wp:cNvGraphicFramePr>
@@ -22627,7 +22682,7 @@
                     <pic:cNvPicPr/>
                   </pic:nvPicPr>
                   <pic:blipFill>
-                    <a:blip r:embed="rId43"/>
+                    <a:blip r:embed="rId44"/>
                     <a:stretch>
                       <a:fillRect/>
                     </a:stretch>
@@ -22658,7 +22713,7 @@
           <w:color w:val="64748B"/>
           <w:sz w:val="17"/>
         </w:rPr>
-        <w:t>Figure 33 — Help &amp; User Manual</w:t>
+        <w:t>Figure 34 — Help &amp; User Manual</w:t>
       </w:r>
     </w:p>
     <w:p>
@@ -23088,7 +23143,7 @@
         <w:drawing>
           <wp:inline xmlns:a="http://schemas.openxmlformats.org/drawingml/2006/main" xmlns:pic="http://schemas.openxmlformats.org/drawingml/2006/picture">
             <wp:extent cx="3009207" cy="4871258"/>
-            <wp:docPr id="34" name="Picture 34"/>
+            <wp:docPr id="35" name="Picture 35"/>
             <wp:cNvGraphicFramePr>
               <a:graphicFrameLocks noChangeAspect="1"/>
             </wp:cNvGraphicFramePr>
@@ -23100,7 +23155,7 @@
                     <pic:cNvPicPr/>
                   </pic:nvPicPr>
                   <pic:blipFill>
-                    <a:blip r:embed="rId44"/>
+                    <a:blip r:embed="rId45"/>
                     <a:stretch>
                       <a:fillRect/>
                     </a:stretch>
@@ -23131,7 +23186,7 @@
           <w:color w:val="64748B"/>
           <w:sz w:val="17"/>
         </w:rPr>
-        <w:t>Figure 34 — The PPMS Assistant</w:t>
+        <w:t>Figure 35 — The PPMS Assistant</w:t>
       </w:r>
     </w:p>
     <w:p>
